--- a/templates/performance_single.docx
+++ b/templates/performance_single.docx
@@ -1143,43 +1143,6 @@
           </w:p>
         </w:tc>
       </w:tr>
-      <w:tr>
-        <w:trPr>
-          <w:trHeight w:val="84" w:hRule="atLeast"/>
-        </w:trPr>
-        <w:tc>
-          <w:tcPr>
-            <w:tcW w:w="9828" w:type="dxa"/>
-            <w:tcBorders>
-              <w:top w:val="single" w:sz="4" w:space="0" w:color="000000"/>
-              <w:start w:val="single" w:sz="4" w:space="0" w:color="000000"/>
-              <w:bottom w:val="single" w:sz="4" w:space="0" w:color="000000"/>
-              <w:end w:val="single" w:sz="4" w:space="0" w:color="000000"/>
-            </w:tcBorders>
-            <w:vAlign w:val="center"/>
-          </w:tcPr>
-          <w:p>
-            <w:pPr>
-              <w:pStyle w:val="normal1"/>
-              <w:spacing w:lineRule="auto" w:line="240" w:before="0" w:after="0"/>
-              <w:rPr>
-                <w:rFonts w:ascii="Calibri" w:hAnsi="Calibri" w:eastAsia="Calibri" w:cs="Calibri"/>
-                <w:b/>
-                <w:sz w:val="2"/>
-                <w:szCs w:val="2"/>
-              </w:rPr>
-            </w:pPr>
-            <w:r>
-              <w:rPr>
-                <w:rFonts w:eastAsia="Calibri" w:cs="Calibri" w:ascii="Calibri" w:hAnsi="Calibri"/>
-                <w:b/>
-                <w:sz w:val="2"/>
-                <w:szCs w:val="2"/>
-              </w:rPr>
-            </w:r>
-          </w:p>
-        </w:tc>
-      </w:tr>
     </w:tbl>
     <w:p>
       <w:pPr>
@@ -1322,11 +1285,11 @@
         <w:tblLook w:val="0600"/>
       </w:tblPr>
       <w:tblGrid>
-        <w:gridCol w:w="4319"/>
+        <w:gridCol w:w="4318"/>
         <w:gridCol w:w="1476"/>
-        <w:gridCol w:w="1477"/>
-        <w:gridCol w:w="1475"/>
-        <w:gridCol w:w="1477"/>
+        <w:gridCol w:w="1478"/>
+        <w:gridCol w:w="1474"/>
+        <w:gridCol w:w="1478"/>
       </w:tblGrid>
       <w:tr>
         <w:trPr>
@@ -1334,7 +1297,7 @@
         </w:trPr>
         <w:tc>
           <w:tcPr>
-            <w:tcW w:w="4319" w:type="dxa"/>
+            <w:tcW w:w="4318" w:type="dxa"/>
             <w:tcBorders>
               <w:top w:val="single" w:sz="4" w:space="0" w:color="F3F3F3"/>
               <w:start w:val="single" w:sz="4" w:space="0" w:color="F3F3F3"/>
@@ -1401,7 +1364,7 @@
         </w:tc>
         <w:tc>
           <w:tcPr>
-            <w:tcW w:w="1477" w:type="dxa"/>
+            <w:tcW w:w="1478" w:type="dxa"/>
             <w:tcBorders>
               <w:top w:val="single" w:sz="4" w:space="0" w:color="F3F3F3"/>
               <w:start w:val="single" w:sz="4" w:space="0" w:color="F3F3F3"/>
@@ -1435,7 +1398,7 @@
         </w:tc>
         <w:tc>
           <w:tcPr>
-            <w:tcW w:w="1475" w:type="dxa"/>
+            <w:tcW w:w="1474" w:type="dxa"/>
             <w:tcBorders>
               <w:top w:val="single" w:sz="4" w:space="0" w:color="F3F3F3"/>
               <w:start w:val="single" w:sz="4" w:space="0" w:color="F3F3F3"/>
@@ -1469,7 +1432,7 @@
         </w:tc>
         <w:tc>
           <w:tcPr>
-            <w:tcW w:w="1477" w:type="dxa"/>
+            <w:tcW w:w="1478" w:type="dxa"/>
             <w:tcBorders>
               <w:top w:val="single" w:sz="4" w:space="0" w:color="F3F3F3"/>
               <w:start w:val="single" w:sz="4" w:space="0" w:color="F3F3F3"/>
@@ -1506,7 +1469,7 @@
         <w:trPr/>
         <w:tc>
           <w:tcPr>
-            <w:tcW w:w="4319" w:type="dxa"/>
+            <w:tcW w:w="4318" w:type="dxa"/>
             <w:tcBorders>
               <w:top w:val="single" w:sz="4" w:space="0" w:color="F3F3F3"/>
               <w:start w:val="single" w:sz="4" w:space="0" w:color="F3F3F3"/>
@@ -1570,7 +1533,7 @@
         </w:tc>
         <w:tc>
           <w:tcPr>
-            <w:tcW w:w="1477" w:type="dxa"/>
+            <w:tcW w:w="1478" w:type="dxa"/>
             <w:tcBorders>
               <w:top w:val="single" w:sz="4" w:space="0" w:color="F3F3F3"/>
               <w:start w:val="single" w:sz="4" w:space="0" w:color="F3F3F3"/>
@@ -1602,7 +1565,7 @@
         </w:tc>
         <w:tc>
           <w:tcPr>
-            <w:tcW w:w="1475" w:type="dxa"/>
+            <w:tcW w:w="1474" w:type="dxa"/>
             <w:tcBorders>
               <w:top w:val="single" w:sz="4" w:space="0" w:color="F3F3F3"/>
               <w:start w:val="single" w:sz="4" w:space="0" w:color="F3F3F3"/>
@@ -1634,7 +1597,7 @@
         </w:tc>
         <w:tc>
           <w:tcPr>
-            <w:tcW w:w="1477" w:type="dxa"/>
+            <w:tcW w:w="1478" w:type="dxa"/>
             <w:tcBorders>
               <w:top w:val="single" w:sz="4" w:space="0" w:color="F3F3F3"/>
               <w:start w:val="single" w:sz="4" w:space="0" w:color="F3F3F3"/>
@@ -1669,7 +1632,7 @@
         <w:trPr/>
         <w:tc>
           <w:tcPr>
-            <w:tcW w:w="4319" w:type="dxa"/>
+            <w:tcW w:w="4318" w:type="dxa"/>
             <w:tcBorders>
               <w:top w:val="single" w:sz="4" w:space="0" w:color="F3F3F3"/>
               <w:start w:val="single" w:sz="4" w:space="0" w:color="F3F3F3"/>
@@ -1733,7 +1696,7 @@
         </w:tc>
         <w:tc>
           <w:tcPr>
-            <w:tcW w:w="1477" w:type="dxa"/>
+            <w:tcW w:w="1478" w:type="dxa"/>
             <w:tcBorders>
               <w:top w:val="single" w:sz="4" w:space="0" w:color="F3F3F3"/>
               <w:start w:val="single" w:sz="4" w:space="0" w:color="F3F3F3"/>
@@ -1765,7 +1728,7 @@
         </w:tc>
         <w:tc>
           <w:tcPr>
-            <w:tcW w:w="1475" w:type="dxa"/>
+            <w:tcW w:w="1474" w:type="dxa"/>
             <w:tcBorders>
               <w:top w:val="single" w:sz="4" w:space="0" w:color="F3F3F3"/>
               <w:start w:val="single" w:sz="4" w:space="0" w:color="F3F3F3"/>
@@ -1797,7 +1760,7 @@
         </w:tc>
         <w:tc>
           <w:tcPr>
-            <w:tcW w:w="1477" w:type="dxa"/>
+            <w:tcW w:w="1478" w:type="dxa"/>
             <w:tcBorders>
               <w:top w:val="single" w:sz="4" w:space="0" w:color="F3F3F3"/>
               <w:start w:val="single" w:sz="4" w:space="0" w:color="F3F3F3"/>
@@ -1832,7 +1795,7 @@
         <w:trPr/>
         <w:tc>
           <w:tcPr>
-            <w:tcW w:w="4319" w:type="dxa"/>
+            <w:tcW w:w="4318" w:type="dxa"/>
             <w:tcBorders>
               <w:top w:val="single" w:sz="4" w:space="0" w:color="F3F3F3"/>
               <w:start w:val="single" w:sz="4" w:space="0" w:color="F3F3F3"/>
@@ -1896,7 +1859,7 @@
         </w:tc>
         <w:tc>
           <w:tcPr>
-            <w:tcW w:w="1477" w:type="dxa"/>
+            <w:tcW w:w="1478" w:type="dxa"/>
             <w:tcBorders>
               <w:top w:val="single" w:sz="4" w:space="0" w:color="F3F3F3"/>
               <w:start w:val="single" w:sz="4" w:space="0" w:color="F3F3F3"/>
@@ -1928,7 +1891,7 @@
         </w:tc>
         <w:tc>
           <w:tcPr>
-            <w:tcW w:w="1475" w:type="dxa"/>
+            <w:tcW w:w="1474" w:type="dxa"/>
             <w:tcBorders>
               <w:top w:val="single" w:sz="4" w:space="0" w:color="F3F3F3"/>
               <w:start w:val="single" w:sz="4" w:space="0" w:color="F3F3F3"/>
@@ -1960,7 +1923,7 @@
         </w:tc>
         <w:tc>
           <w:tcPr>
-            <w:tcW w:w="1477" w:type="dxa"/>
+            <w:tcW w:w="1478" w:type="dxa"/>
             <w:tcBorders>
               <w:top w:val="single" w:sz="4" w:space="0" w:color="F3F3F3"/>
               <w:start w:val="single" w:sz="4" w:space="0" w:color="F3F3F3"/>
@@ -1995,7 +1958,7 @@
         <w:trPr/>
         <w:tc>
           <w:tcPr>
-            <w:tcW w:w="4319" w:type="dxa"/>
+            <w:tcW w:w="4318" w:type="dxa"/>
             <w:tcBorders>
               <w:top w:val="single" w:sz="4" w:space="0" w:color="F3F3F3"/>
               <w:start w:val="single" w:sz="4" w:space="0" w:color="F3F3F3"/>
@@ -2059,7 +2022,7 @@
         </w:tc>
         <w:tc>
           <w:tcPr>
-            <w:tcW w:w="1477" w:type="dxa"/>
+            <w:tcW w:w="1478" w:type="dxa"/>
             <w:tcBorders>
               <w:top w:val="single" w:sz="4" w:space="0" w:color="F3F3F3"/>
               <w:start w:val="single" w:sz="4" w:space="0" w:color="F3F3F3"/>
@@ -2091,7 +2054,7 @@
         </w:tc>
         <w:tc>
           <w:tcPr>
-            <w:tcW w:w="1475" w:type="dxa"/>
+            <w:tcW w:w="1474" w:type="dxa"/>
             <w:tcBorders>
               <w:top w:val="single" w:sz="4" w:space="0" w:color="F3F3F3"/>
               <w:start w:val="single" w:sz="4" w:space="0" w:color="F3F3F3"/>
@@ -2123,7 +2086,7 @@
         </w:tc>
         <w:tc>
           <w:tcPr>
-            <w:tcW w:w="1477" w:type="dxa"/>
+            <w:tcW w:w="1478" w:type="dxa"/>
             <w:tcBorders>
               <w:top w:val="single" w:sz="4" w:space="0" w:color="F3F3F3"/>
               <w:start w:val="single" w:sz="4" w:space="0" w:color="F3F3F3"/>
@@ -2158,7 +2121,7 @@
         <w:trPr/>
         <w:tc>
           <w:tcPr>
-            <w:tcW w:w="4319" w:type="dxa"/>
+            <w:tcW w:w="4318" w:type="dxa"/>
             <w:tcBorders>
               <w:top w:val="single" w:sz="4" w:space="0" w:color="F3F3F3"/>
               <w:start w:val="single" w:sz="4" w:space="0" w:color="F3F3F3"/>
@@ -2222,7 +2185,7 @@
         </w:tc>
         <w:tc>
           <w:tcPr>
-            <w:tcW w:w="1477" w:type="dxa"/>
+            <w:tcW w:w="1478" w:type="dxa"/>
             <w:tcBorders>
               <w:top w:val="single" w:sz="4" w:space="0" w:color="F3F3F3"/>
               <w:start w:val="single" w:sz="4" w:space="0" w:color="F3F3F3"/>
@@ -2254,7 +2217,7 @@
         </w:tc>
         <w:tc>
           <w:tcPr>
-            <w:tcW w:w="1475" w:type="dxa"/>
+            <w:tcW w:w="1474" w:type="dxa"/>
             <w:tcBorders>
               <w:top w:val="single" w:sz="4" w:space="0" w:color="F3F3F3"/>
               <w:start w:val="single" w:sz="4" w:space="0" w:color="F3F3F3"/>
@@ -2286,7 +2249,7 @@
         </w:tc>
         <w:tc>
           <w:tcPr>
-            <w:tcW w:w="1477" w:type="dxa"/>
+            <w:tcW w:w="1478" w:type="dxa"/>
             <w:tcBorders>
               <w:top w:val="single" w:sz="4" w:space="0" w:color="F3F3F3"/>
               <w:start w:val="single" w:sz="4" w:space="0" w:color="F3F3F3"/>
@@ -2321,7 +2284,7 @@
         <w:trPr/>
         <w:tc>
           <w:tcPr>
-            <w:tcW w:w="4319" w:type="dxa"/>
+            <w:tcW w:w="4318" w:type="dxa"/>
             <w:tcBorders>
               <w:top w:val="single" w:sz="4" w:space="0" w:color="F3F3F3"/>
               <w:start w:val="single" w:sz="4" w:space="0" w:color="F3F3F3"/>
@@ -2385,7 +2348,7 @@
         </w:tc>
         <w:tc>
           <w:tcPr>
-            <w:tcW w:w="1477" w:type="dxa"/>
+            <w:tcW w:w="1478" w:type="dxa"/>
             <w:tcBorders>
               <w:top w:val="single" w:sz="4" w:space="0" w:color="F3F3F3"/>
               <w:start w:val="single" w:sz="4" w:space="0" w:color="F3F3F3"/>
@@ -2417,7 +2380,7 @@
         </w:tc>
         <w:tc>
           <w:tcPr>
-            <w:tcW w:w="1475" w:type="dxa"/>
+            <w:tcW w:w="1474" w:type="dxa"/>
             <w:tcBorders>
               <w:top w:val="single" w:sz="4" w:space="0" w:color="F3F3F3"/>
               <w:start w:val="single" w:sz="4" w:space="0" w:color="F3F3F3"/>
@@ -2449,7 +2412,7 @@
         </w:tc>
         <w:tc>
           <w:tcPr>
-            <w:tcW w:w="1477" w:type="dxa"/>
+            <w:tcW w:w="1478" w:type="dxa"/>
             <w:tcBorders>
               <w:top w:val="single" w:sz="4" w:space="0" w:color="F3F3F3"/>
               <w:start w:val="single" w:sz="4" w:space="0" w:color="F3F3F3"/>
@@ -2484,7 +2447,7 @@
         <w:trPr/>
         <w:tc>
           <w:tcPr>
-            <w:tcW w:w="4319" w:type="dxa"/>
+            <w:tcW w:w="4318" w:type="dxa"/>
             <w:tcBorders>
               <w:top w:val="single" w:sz="4" w:space="0" w:color="F3F3F3"/>
               <w:start w:val="single" w:sz="4" w:space="0" w:color="F3F3F3"/>
@@ -2551,7 +2514,7 @@
         </w:tc>
         <w:tc>
           <w:tcPr>
-            <w:tcW w:w="1477" w:type="dxa"/>
+            <w:tcW w:w="1478" w:type="dxa"/>
             <w:tcBorders>
               <w:top w:val="single" w:sz="4" w:space="0" w:color="F3F3F3"/>
               <w:start w:val="single" w:sz="4" w:space="0" w:color="F3F3F3"/>
@@ -2585,7 +2548,7 @@
         </w:tc>
         <w:tc>
           <w:tcPr>
-            <w:tcW w:w="1475" w:type="dxa"/>
+            <w:tcW w:w="1474" w:type="dxa"/>
             <w:tcBorders>
               <w:top w:val="single" w:sz="4" w:space="0" w:color="F3F3F3"/>
               <w:start w:val="single" w:sz="4" w:space="0" w:color="F3F3F3"/>
@@ -2618,7 +2581,7 @@
         </w:tc>
         <w:tc>
           <w:tcPr>
-            <w:tcW w:w="1477" w:type="dxa"/>
+            <w:tcW w:w="1478" w:type="dxa"/>
             <w:tcBorders>
               <w:top w:val="single" w:sz="4" w:space="0" w:color="F3F3F3"/>
               <w:start w:val="single" w:sz="4" w:space="0" w:color="F3F3F3"/>
@@ -2703,7 +2666,6 @@
               <w:keepNext w:val="false"/>
               <w:keepLines w:val="false"/>
               <w:widowControl w:val="false"/>
-              <w:pBdr/>
               <w:shd w:val="clear" w:fill="auto"/>
               <w:spacing w:lineRule="auto" w:line="240" w:before="0" w:after="0"/>
               <w:ind w:hanging="0" w:start="0" w:end="0"/>
@@ -2866,9 +2828,9 @@
             </w:tblPr>
             <w:tblGrid>
               <w:gridCol w:w="1760"/>
-              <w:gridCol w:w="2459"/>
+              <w:gridCol w:w="2458"/>
               <w:gridCol w:w="1940"/>
-              <w:gridCol w:w="1920"/>
+              <w:gridCol w:w="1921"/>
               <w:gridCol w:w="2089"/>
             </w:tblGrid>
             <w:tr>
@@ -2904,7 +2866,7 @@
               </w:tc>
               <w:tc>
                 <w:tcPr>
-                  <w:tcW w:w="2459" w:type="dxa"/>
+                  <w:tcW w:w="2458" w:type="dxa"/>
                   <w:tcBorders/>
                   <w:shd w:fill="auto" w:val="clear"/>
                 </w:tcPr>
@@ -2960,7 +2922,7 @@
               </w:tc>
               <w:tc>
                 <w:tcPr>
-                  <w:tcW w:w="1920" w:type="dxa"/>
+                  <w:tcW w:w="1921" w:type="dxa"/>
                   <w:tcBorders/>
                   <w:shd w:fill="auto" w:val="clear"/>
                   <w:tcMar>
@@ -3064,7 +3026,7 @@
               </w:tc>
               <w:tc>
                 <w:tcPr>
-                  <w:tcW w:w="2459" w:type="dxa"/>
+                  <w:tcW w:w="2458" w:type="dxa"/>
                   <w:tcBorders/>
                   <w:shd w:fill="auto" w:val="clear"/>
                 </w:tcPr>
@@ -3120,7 +3082,7 @@
               </w:tc>
               <w:tc>
                 <w:tcPr>
-                  <w:tcW w:w="1920" w:type="dxa"/>
+                  <w:tcW w:w="1921" w:type="dxa"/>
                   <w:tcBorders/>
                   <w:shd w:fill="auto" w:val="clear"/>
                   <w:tcMar>
@@ -3648,11 +3610,11 @@
             </w:tblPr>
             <w:tblGrid>
               <w:gridCol w:w="2415"/>
-              <w:gridCol w:w="239"/>
+              <w:gridCol w:w="238"/>
               <w:gridCol w:w="2115"/>
-              <w:gridCol w:w="256"/>
-              <w:gridCol w:w="1919"/>
-              <w:gridCol w:w="241"/>
+              <w:gridCol w:w="257"/>
+              <w:gridCol w:w="1918"/>
+              <w:gridCol w:w="242"/>
               <w:gridCol w:w="2955"/>
             </w:tblGrid>
             <w:tr>
@@ -3661,7 +3623,7 @@
               </w:trPr>
               <w:tc>
                 <w:tcPr>
-                  <w:tcW w:w="4769" w:type="dxa"/>
+                  <w:tcW w:w="4768" w:type="dxa"/>
                   <w:gridSpan w:val="3"/>
                   <w:tcBorders/>
                   <w:shd w:fill="EFEFEF" w:val="clear"/>
@@ -3689,7 +3651,7 @@
               </w:tc>
               <w:tc>
                 <w:tcPr>
-                  <w:tcW w:w="256" w:type="dxa"/>
+                  <w:tcW w:w="257" w:type="dxa"/>
                   <w:tcBorders/>
                   <w:shd w:fill="auto" w:val="clear"/>
                 </w:tcPr>
@@ -3768,7 +3730,7 @@
               </w:tc>
               <w:tc>
                 <w:tcPr>
-                  <w:tcW w:w="239" w:type="dxa"/>
+                  <w:tcW w:w="238" w:type="dxa"/>
                   <w:tcBorders/>
                   <w:shd w:fill="auto" w:val="clear"/>
                 </w:tcPr>
@@ -3818,7 +3780,7 @@
               </w:tc>
               <w:tc>
                 <w:tcPr>
-                  <w:tcW w:w="256" w:type="dxa"/>
+                  <w:tcW w:w="257" w:type="dxa"/>
                   <w:tcBorders/>
                   <w:shd w:fill="auto" w:val="clear"/>
                 </w:tcPr>
@@ -3842,7 +3804,7 @@
               </w:tc>
               <w:tc>
                 <w:tcPr>
-                  <w:tcW w:w="1919" w:type="dxa"/>
+                  <w:tcW w:w="1918" w:type="dxa"/>
                   <w:tcBorders/>
                   <w:shd w:fill="auto" w:val="clear"/>
                 </w:tcPr>
@@ -3867,7 +3829,7 @@
               </w:tc>
               <w:tc>
                 <w:tcPr>
-                  <w:tcW w:w="241" w:type="dxa"/>
+                  <w:tcW w:w="242" w:type="dxa"/>
                   <w:tcBorders/>
                   <w:shd w:fill="auto" w:val="clear"/>
                 </w:tcPr>
@@ -3945,7 +3907,7 @@
               </w:tc>
               <w:tc>
                 <w:tcPr>
-                  <w:tcW w:w="239" w:type="dxa"/>
+                  <w:tcW w:w="238" w:type="dxa"/>
                   <w:tcBorders/>
                   <w:shd w:fill="auto" w:val="clear"/>
                 </w:tcPr>
@@ -3995,7 +3957,7 @@
               </w:tc>
               <w:tc>
                 <w:tcPr>
-                  <w:tcW w:w="256" w:type="dxa"/>
+                  <w:tcW w:w="257" w:type="dxa"/>
                   <w:tcBorders/>
                   <w:shd w:fill="auto" w:val="clear"/>
                 </w:tcPr>
@@ -4019,7 +3981,7 @@
               </w:tc>
               <w:tc>
                 <w:tcPr>
-                  <w:tcW w:w="1919" w:type="dxa"/>
+                  <w:tcW w:w="1918" w:type="dxa"/>
                   <w:tcBorders/>
                   <w:shd w:fill="auto" w:val="clear"/>
                 </w:tcPr>
@@ -4044,7 +4006,7 @@
               </w:tc>
               <w:tc>
                 <w:tcPr>
-                  <w:tcW w:w="241" w:type="dxa"/>
+                  <w:tcW w:w="242" w:type="dxa"/>
                   <w:tcBorders/>
                   <w:shd w:fill="auto" w:val="clear"/>
                 </w:tcPr>
@@ -4122,7 +4084,7 @@
               </w:tc>
               <w:tc>
                 <w:tcPr>
-                  <w:tcW w:w="239" w:type="dxa"/>
+                  <w:tcW w:w="238" w:type="dxa"/>
                   <w:tcBorders/>
                   <w:shd w:fill="auto" w:val="clear"/>
                 </w:tcPr>
@@ -4172,7 +4134,7 @@
               </w:tc>
               <w:tc>
                 <w:tcPr>
-                  <w:tcW w:w="256" w:type="dxa"/>
+                  <w:tcW w:w="257" w:type="dxa"/>
                   <w:tcBorders/>
                   <w:shd w:fill="auto" w:val="clear"/>
                 </w:tcPr>
@@ -4196,7 +4158,7 @@
               </w:tc>
               <w:tc>
                 <w:tcPr>
-                  <w:tcW w:w="1919" w:type="dxa"/>
+                  <w:tcW w:w="1918" w:type="dxa"/>
                   <w:tcBorders/>
                   <w:shd w:fill="auto" w:val="clear"/>
                 </w:tcPr>
@@ -4221,7 +4183,7 @@
               </w:tc>
               <w:tc>
                 <w:tcPr>
-                  <w:tcW w:w="241" w:type="dxa"/>
+                  <w:tcW w:w="242" w:type="dxa"/>
                   <w:tcBorders/>
                   <w:shd w:fill="auto" w:val="clear"/>
                 </w:tcPr>
@@ -4298,7 +4260,7 @@
               </w:tc>
               <w:tc>
                 <w:tcPr>
-                  <w:tcW w:w="239" w:type="dxa"/>
+                  <w:tcW w:w="238" w:type="dxa"/>
                   <w:tcBorders/>
                   <w:shd w:fill="auto" w:val="clear"/>
                 </w:tcPr>
@@ -4347,7 +4309,7 @@
               </w:tc>
               <w:tc>
                 <w:tcPr>
-                  <w:tcW w:w="256" w:type="dxa"/>
+                  <w:tcW w:w="257" w:type="dxa"/>
                   <w:tcBorders/>
                   <w:shd w:fill="auto" w:val="clear"/>
                 </w:tcPr>
@@ -4371,7 +4333,7 @@
               </w:tc>
               <w:tc>
                 <w:tcPr>
-                  <w:tcW w:w="1919" w:type="dxa"/>
+                  <w:tcW w:w="1918" w:type="dxa"/>
                   <w:tcBorders/>
                   <w:shd w:fill="auto" w:val="clear"/>
                 </w:tcPr>
@@ -4398,7 +4360,7 @@
               </w:tc>
               <w:tc>
                 <w:tcPr>
-                  <w:tcW w:w="241" w:type="dxa"/>
+                  <w:tcW w:w="242" w:type="dxa"/>
                   <w:tcBorders/>
                   <w:shd w:fill="auto" w:val="clear"/>
                 </w:tcPr>
@@ -7098,14 +7060,14 @@
         <w:tblLook w:val="0600"/>
       </w:tblPr>
       <w:tblGrid>
-        <w:gridCol w:w="4694"/>
-        <w:gridCol w:w="5530"/>
+        <w:gridCol w:w="4693"/>
+        <w:gridCol w:w="5531"/>
       </w:tblGrid>
       <w:tr>
         <w:trPr/>
         <w:tc>
           <w:tcPr>
-            <w:tcW w:w="4694" w:type="dxa"/>
+            <w:tcW w:w="4693" w:type="dxa"/>
             <w:tcBorders/>
             <w:shd w:fill="auto" w:val="clear"/>
           </w:tcPr>
@@ -7291,7 +7253,7 @@
         </w:tc>
         <w:tc>
           <w:tcPr>
-            <w:tcW w:w="5530" w:type="dxa"/>
+            <w:tcW w:w="5531" w:type="dxa"/>
             <w:tcBorders/>
             <w:shd w:fill="auto" w:val="clear"/>
           </w:tcPr>
@@ -10180,7 +10142,6 @@
         <w:keepLines w:val="false"/>
         <w:pageBreakBefore w:val="false"/>
         <w:widowControl w:val="false"/>
-        <w:pBdr/>
         <w:shd w:val="clear" w:fill="auto"/>
         <w:spacing w:lineRule="auto" w:line="240" w:before="0" w:after="0"/>
         <w:ind w:hanging="0" w:start="0" w:end="0"/>
@@ -12340,6 +12301,7 @@
     <w:qFormat/>
     <w:pPr>
       <w:widowControl w:val="false"/>
+      <w:suppressAutoHyphens w:val="true"/>
       <w:bidi w:val="0"/>
       <w:spacing w:before="0" w:after="0"/>
       <w:jc w:val="start"/>
@@ -12360,7 +12322,6 @@
     <w:qFormat/>
     <w:pPr>
       <w:pageBreakBefore w:val="false"/>
-      <w:pBdr/>
       <w:shd w:val="clear" w:fill="auto"/>
       <w:spacing w:lineRule="auto" w:line="240" w:before="240" w:after="240"/>
     </w:pPr>
@@ -12378,7 +12339,6 @@
     <w:qFormat/>
     <w:pPr>
       <w:pageBreakBefore w:val="false"/>
-      <w:pBdr/>
       <w:shd w:val="clear" w:fill="auto"/>
       <w:spacing w:lineRule="auto" w:line="240" w:before="225" w:after="225"/>
     </w:pPr>
@@ -12396,7 +12356,6 @@
     <w:qFormat/>
     <w:pPr>
       <w:pageBreakBefore w:val="false"/>
-      <w:pBdr/>
       <w:shd w:val="clear" w:fill="auto"/>
       <w:spacing w:lineRule="auto" w:line="240" w:before="240" w:after="240"/>
     </w:pPr>
@@ -12414,7 +12373,6 @@
     <w:qFormat/>
     <w:pPr>
       <w:pageBreakBefore w:val="false"/>
-      <w:pBdr/>
       <w:shd w:val="clear" w:fill="auto"/>
       <w:spacing w:lineRule="auto" w:line="240" w:before="255" w:after="255"/>
     </w:pPr>
@@ -12432,7 +12390,6 @@
     <w:qFormat/>
     <w:pPr>
       <w:pageBreakBefore w:val="false"/>
-      <w:pBdr/>
       <w:shd w:val="clear" w:fill="auto"/>
       <w:spacing w:lineRule="auto" w:line="240" w:before="255" w:after="255"/>
     </w:pPr>
@@ -12450,7 +12407,6 @@
     <w:qFormat/>
     <w:pPr>
       <w:pageBreakBefore w:val="false"/>
-      <w:pBdr/>
       <w:shd w:val="clear" w:fill="auto"/>
       <w:spacing w:lineRule="auto" w:line="240" w:before="360" w:after="360"/>
     </w:pPr>
@@ -12524,6 +12480,7 @@
     <w:qFormat/>
     <w:pPr>
       <w:widowControl w:val="false"/>
+      <w:suppressAutoHyphens w:val="true"/>
       <w:bidi w:val="0"/>
       <w:spacing w:before="0" w:after="0"/>
       <w:jc w:val="start"/>

--- a/templates/performance_single.docx
+++ b/templates/performance_single.docx
@@ -1285,11 +1285,11 @@
         <w:tblLook w:val="0600"/>
       </w:tblPr>
       <w:tblGrid>
-        <w:gridCol w:w="4318"/>
+        <w:gridCol w:w="4317"/>
         <w:gridCol w:w="1476"/>
-        <w:gridCol w:w="1478"/>
-        <w:gridCol w:w="1474"/>
-        <w:gridCol w:w="1478"/>
+        <w:gridCol w:w="1479"/>
+        <w:gridCol w:w="1473"/>
+        <w:gridCol w:w="1479"/>
       </w:tblGrid>
       <w:tr>
         <w:trPr>
@@ -1297,7 +1297,7 @@
         </w:trPr>
         <w:tc>
           <w:tcPr>
-            <w:tcW w:w="4318" w:type="dxa"/>
+            <w:tcW w:w="4317" w:type="dxa"/>
             <w:tcBorders>
               <w:top w:val="single" w:sz="4" w:space="0" w:color="F3F3F3"/>
               <w:start w:val="single" w:sz="4" w:space="0" w:color="F3F3F3"/>
@@ -1364,7 +1364,7 @@
         </w:tc>
         <w:tc>
           <w:tcPr>
-            <w:tcW w:w="1478" w:type="dxa"/>
+            <w:tcW w:w="1479" w:type="dxa"/>
             <w:tcBorders>
               <w:top w:val="single" w:sz="4" w:space="0" w:color="F3F3F3"/>
               <w:start w:val="single" w:sz="4" w:space="0" w:color="F3F3F3"/>
@@ -1398,7 +1398,7 @@
         </w:tc>
         <w:tc>
           <w:tcPr>
-            <w:tcW w:w="1474" w:type="dxa"/>
+            <w:tcW w:w="1473" w:type="dxa"/>
             <w:tcBorders>
               <w:top w:val="single" w:sz="4" w:space="0" w:color="F3F3F3"/>
               <w:start w:val="single" w:sz="4" w:space="0" w:color="F3F3F3"/>
@@ -1432,7 +1432,7 @@
         </w:tc>
         <w:tc>
           <w:tcPr>
-            <w:tcW w:w="1478" w:type="dxa"/>
+            <w:tcW w:w="1479" w:type="dxa"/>
             <w:tcBorders>
               <w:top w:val="single" w:sz="4" w:space="0" w:color="F3F3F3"/>
               <w:start w:val="single" w:sz="4" w:space="0" w:color="F3F3F3"/>
@@ -1469,7 +1469,7 @@
         <w:trPr/>
         <w:tc>
           <w:tcPr>
-            <w:tcW w:w="4318" w:type="dxa"/>
+            <w:tcW w:w="4317" w:type="dxa"/>
             <w:tcBorders>
               <w:top w:val="single" w:sz="4" w:space="0" w:color="F3F3F3"/>
               <w:start w:val="single" w:sz="4" w:space="0" w:color="F3F3F3"/>
@@ -1533,7 +1533,7 @@
         </w:tc>
         <w:tc>
           <w:tcPr>
-            <w:tcW w:w="1478" w:type="dxa"/>
+            <w:tcW w:w="1479" w:type="dxa"/>
             <w:tcBorders>
               <w:top w:val="single" w:sz="4" w:space="0" w:color="F3F3F3"/>
               <w:start w:val="single" w:sz="4" w:space="0" w:color="F3F3F3"/>
@@ -1565,7 +1565,7 @@
         </w:tc>
         <w:tc>
           <w:tcPr>
-            <w:tcW w:w="1474" w:type="dxa"/>
+            <w:tcW w:w="1473" w:type="dxa"/>
             <w:tcBorders>
               <w:top w:val="single" w:sz="4" w:space="0" w:color="F3F3F3"/>
               <w:start w:val="single" w:sz="4" w:space="0" w:color="F3F3F3"/>
@@ -1597,7 +1597,7 @@
         </w:tc>
         <w:tc>
           <w:tcPr>
-            <w:tcW w:w="1478" w:type="dxa"/>
+            <w:tcW w:w="1479" w:type="dxa"/>
             <w:tcBorders>
               <w:top w:val="single" w:sz="4" w:space="0" w:color="F3F3F3"/>
               <w:start w:val="single" w:sz="4" w:space="0" w:color="F3F3F3"/>
@@ -1632,7 +1632,7 @@
         <w:trPr/>
         <w:tc>
           <w:tcPr>
-            <w:tcW w:w="4318" w:type="dxa"/>
+            <w:tcW w:w="4317" w:type="dxa"/>
             <w:tcBorders>
               <w:top w:val="single" w:sz="4" w:space="0" w:color="F3F3F3"/>
               <w:start w:val="single" w:sz="4" w:space="0" w:color="F3F3F3"/>
@@ -1696,7 +1696,7 @@
         </w:tc>
         <w:tc>
           <w:tcPr>
-            <w:tcW w:w="1478" w:type="dxa"/>
+            <w:tcW w:w="1479" w:type="dxa"/>
             <w:tcBorders>
               <w:top w:val="single" w:sz="4" w:space="0" w:color="F3F3F3"/>
               <w:start w:val="single" w:sz="4" w:space="0" w:color="F3F3F3"/>
@@ -1728,7 +1728,7 @@
         </w:tc>
         <w:tc>
           <w:tcPr>
-            <w:tcW w:w="1474" w:type="dxa"/>
+            <w:tcW w:w="1473" w:type="dxa"/>
             <w:tcBorders>
               <w:top w:val="single" w:sz="4" w:space="0" w:color="F3F3F3"/>
               <w:start w:val="single" w:sz="4" w:space="0" w:color="F3F3F3"/>
@@ -1760,7 +1760,7 @@
         </w:tc>
         <w:tc>
           <w:tcPr>
-            <w:tcW w:w="1478" w:type="dxa"/>
+            <w:tcW w:w="1479" w:type="dxa"/>
             <w:tcBorders>
               <w:top w:val="single" w:sz="4" w:space="0" w:color="F3F3F3"/>
               <w:start w:val="single" w:sz="4" w:space="0" w:color="F3F3F3"/>
@@ -1795,7 +1795,7 @@
         <w:trPr/>
         <w:tc>
           <w:tcPr>
-            <w:tcW w:w="4318" w:type="dxa"/>
+            <w:tcW w:w="4317" w:type="dxa"/>
             <w:tcBorders>
               <w:top w:val="single" w:sz="4" w:space="0" w:color="F3F3F3"/>
               <w:start w:val="single" w:sz="4" w:space="0" w:color="F3F3F3"/>
@@ -1859,7 +1859,7 @@
         </w:tc>
         <w:tc>
           <w:tcPr>
-            <w:tcW w:w="1478" w:type="dxa"/>
+            <w:tcW w:w="1479" w:type="dxa"/>
             <w:tcBorders>
               <w:top w:val="single" w:sz="4" w:space="0" w:color="F3F3F3"/>
               <w:start w:val="single" w:sz="4" w:space="0" w:color="F3F3F3"/>
@@ -1891,7 +1891,7 @@
         </w:tc>
         <w:tc>
           <w:tcPr>
-            <w:tcW w:w="1474" w:type="dxa"/>
+            <w:tcW w:w="1473" w:type="dxa"/>
             <w:tcBorders>
               <w:top w:val="single" w:sz="4" w:space="0" w:color="F3F3F3"/>
               <w:start w:val="single" w:sz="4" w:space="0" w:color="F3F3F3"/>
@@ -1923,7 +1923,7 @@
         </w:tc>
         <w:tc>
           <w:tcPr>
-            <w:tcW w:w="1478" w:type="dxa"/>
+            <w:tcW w:w="1479" w:type="dxa"/>
             <w:tcBorders>
               <w:top w:val="single" w:sz="4" w:space="0" w:color="F3F3F3"/>
               <w:start w:val="single" w:sz="4" w:space="0" w:color="F3F3F3"/>
@@ -1958,7 +1958,7 @@
         <w:trPr/>
         <w:tc>
           <w:tcPr>
-            <w:tcW w:w="4318" w:type="dxa"/>
+            <w:tcW w:w="4317" w:type="dxa"/>
             <w:tcBorders>
               <w:top w:val="single" w:sz="4" w:space="0" w:color="F3F3F3"/>
               <w:start w:val="single" w:sz="4" w:space="0" w:color="F3F3F3"/>
@@ -2022,7 +2022,7 @@
         </w:tc>
         <w:tc>
           <w:tcPr>
-            <w:tcW w:w="1478" w:type="dxa"/>
+            <w:tcW w:w="1479" w:type="dxa"/>
             <w:tcBorders>
               <w:top w:val="single" w:sz="4" w:space="0" w:color="F3F3F3"/>
               <w:start w:val="single" w:sz="4" w:space="0" w:color="F3F3F3"/>
@@ -2054,7 +2054,7 @@
         </w:tc>
         <w:tc>
           <w:tcPr>
-            <w:tcW w:w="1474" w:type="dxa"/>
+            <w:tcW w:w="1473" w:type="dxa"/>
             <w:tcBorders>
               <w:top w:val="single" w:sz="4" w:space="0" w:color="F3F3F3"/>
               <w:start w:val="single" w:sz="4" w:space="0" w:color="F3F3F3"/>
@@ -2086,7 +2086,7 @@
         </w:tc>
         <w:tc>
           <w:tcPr>
-            <w:tcW w:w="1478" w:type="dxa"/>
+            <w:tcW w:w="1479" w:type="dxa"/>
             <w:tcBorders>
               <w:top w:val="single" w:sz="4" w:space="0" w:color="F3F3F3"/>
               <w:start w:val="single" w:sz="4" w:space="0" w:color="F3F3F3"/>
@@ -2121,7 +2121,7 @@
         <w:trPr/>
         <w:tc>
           <w:tcPr>
-            <w:tcW w:w="4318" w:type="dxa"/>
+            <w:tcW w:w="4317" w:type="dxa"/>
             <w:tcBorders>
               <w:top w:val="single" w:sz="4" w:space="0" w:color="F3F3F3"/>
               <w:start w:val="single" w:sz="4" w:space="0" w:color="F3F3F3"/>
@@ -2185,7 +2185,7 @@
         </w:tc>
         <w:tc>
           <w:tcPr>
-            <w:tcW w:w="1478" w:type="dxa"/>
+            <w:tcW w:w="1479" w:type="dxa"/>
             <w:tcBorders>
               <w:top w:val="single" w:sz="4" w:space="0" w:color="F3F3F3"/>
               <w:start w:val="single" w:sz="4" w:space="0" w:color="F3F3F3"/>
@@ -2217,7 +2217,7 @@
         </w:tc>
         <w:tc>
           <w:tcPr>
-            <w:tcW w:w="1474" w:type="dxa"/>
+            <w:tcW w:w="1473" w:type="dxa"/>
             <w:tcBorders>
               <w:top w:val="single" w:sz="4" w:space="0" w:color="F3F3F3"/>
               <w:start w:val="single" w:sz="4" w:space="0" w:color="F3F3F3"/>
@@ -2249,7 +2249,7 @@
         </w:tc>
         <w:tc>
           <w:tcPr>
-            <w:tcW w:w="1478" w:type="dxa"/>
+            <w:tcW w:w="1479" w:type="dxa"/>
             <w:tcBorders>
               <w:top w:val="single" w:sz="4" w:space="0" w:color="F3F3F3"/>
               <w:start w:val="single" w:sz="4" w:space="0" w:color="F3F3F3"/>
@@ -2284,7 +2284,7 @@
         <w:trPr/>
         <w:tc>
           <w:tcPr>
-            <w:tcW w:w="4318" w:type="dxa"/>
+            <w:tcW w:w="4317" w:type="dxa"/>
             <w:tcBorders>
               <w:top w:val="single" w:sz="4" w:space="0" w:color="F3F3F3"/>
               <w:start w:val="single" w:sz="4" w:space="0" w:color="F3F3F3"/>
@@ -2348,7 +2348,7 @@
         </w:tc>
         <w:tc>
           <w:tcPr>
-            <w:tcW w:w="1478" w:type="dxa"/>
+            <w:tcW w:w="1479" w:type="dxa"/>
             <w:tcBorders>
               <w:top w:val="single" w:sz="4" w:space="0" w:color="F3F3F3"/>
               <w:start w:val="single" w:sz="4" w:space="0" w:color="F3F3F3"/>
@@ -2380,7 +2380,7 @@
         </w:tc>
         <w:tc>
           <w:tcPr>
-            <w:tcW w:w="1474" w:type="dxa"/>
+            <w:tcW w:w="1473" w:type="dxa"/>
             <w:tcBorders>
               <w:top w:val="single" w:sz="4" w:space="0" w:color="F3F3F3"/>
               <w:start w:val="single" w:sz="4" w:space="0" w:color="F3F3F3"/>
@@ -2412,7 +2412,7 @@
         </w:tc>
         <w:tc>
           <w:tcPr>
-            <w:tcW w:w="1478" w:type="dxa"/>
+            <w:tcW w:w="1479" w:type="dxa"/>
             <w:tcBorders>
               <w:top w:val="single" w:sz="4" w:space="0" w:color="F3F3F3"/>
               <w:start w:val="single" w:sz="4" w:space="0" w:color="F3F3F3"/>
@@ -2447,7 +2447,7 @@
         <w:trPr/>
         <w:tc>
           <w:tcPr>
-            <w:tcW w:w="4318" w:type="dxa"/>
+            <w:tcW w:w="4317" w:type="dxa"/>
             <w:tcBorders>
               <w:top w:val="single" w:sz="4" w:space="0" w:color="F3F3F3"/>
               <w:start w:val="single" w:sz="4" w:space="0" w:color="F3F3F3"/>
@@ -2514,7 +2514,7 @@
         </w:tc>
         <w:tc>
           <w:tcPr>
-            <w:tcW w:w="1478" w:type="dxa"/>
+            <w:tcW w:w="1479" w:type="dxa"/>
             <w:tcBorders>
               <w:top w:val="single" w:sz="4" w:space="0" w:color="F3F3F3"/>
               <w:start w:val="single" w:sz="4" w:space="0" w:color="F3F3F3"/>
@@ -2548,7 +2548,7 @@
         </w:tc>
         <w:tc>
           <w:tcPr>
-            <w:tcW w:w="1474" w:type="dxa"/>
+            <w:tcW w:w="1473" w:type="dxa"/>
             <w:tcBorders>
               <w:top w:val="single" w:sz="4" w:space="0" w:color="F3F3F3"/>
               <w:start w:val="single" w:sz="4" w:space="0" w:color="F3F3F3"/>
@@ -2581,7 +2581,7 @@
         </w:tc>
         <w:tc>
           <w:tcPr>
-            <w:tcW w:w="1478" w:type="dxa"/>
+            <w:tcW w:w="1479" w:type="dxa"/>
             <w:tcBorders>
               <w:top w:val="single" w:sz="4" w:space="0" w:color="F3F3F3"/>
               <w:start w:val="single" w:sz="4" w:space="0" w:color="F3F3F3"/>
@@ -2828,9 +2828,9 @@
             </w:tblPr>
             <w:tblGrid>
               <w:gridCol w:w="1760"/>
-              <w:gridCol w:w="2458"/>
+              <w:gridCol w:w="2457"/>
               <w:gridCol w:w="1940"/>
-              <w:gridCol w:w="1921"/>
+              <w:gridCol w:w="1922"/>
               <w:gridCol w:w="2089"/>
             </w:tblGrid>
             <w:tr>
@@ -2866,7 +2866,7 @@
               </w:tc>
               <w:tc>
                 <w:tcPr>
-                  <w:tcW w:w="2458" w:type="dxa"/>
+                  <w:tcW w:w="2457" w:type="dxa"/>
                   <w:tcBorders/>
                   <w:shd w:fill="auto" w:val="clear"/>
                 </w:tcPr>
@@ -2922,7 +2922,7 @@
               </w:tc>
               <w:tc>
                 <w:tcPr>
-                  <w:tcW w:w="1921" w:type="dxa"/>
+                  <w:tcW w:w="1922" w:type="dxa"/>
                   <w:tcBorders/>
                   <w:shd w:fill="auto" w:val="clear"/>
                   <w:tcMar>
@@ -3026,7 +3026,7 @@
               </w:tc>
               <w:tc>
                 <w:tcPr>
-                  <w:tcW w:w="2458" w:type="dxa"/>
+                  <w:tcW w:w="2457" w:type="dxa"/>
                   <w:tcBorders/>
                   <w:shd w:fill="auto" w:val="clear"/>
                 </w:tcPr>
@@ -3082,7 +3082,7 @@
               </w:tc>
               <w:tc>
                 <w:tcPr>
-                  <w:tcW w:w="1921" w:type="dxa"/>
+                  <w:tcW w:w="1922" w:type="dxa"/>
                   <w:tcBorders/>
                   <w:shd w:fill="auto" w:val="clear"/>
                   <w:tcMar>
@@ -3610,11 +3610,11 @@
             </w:tblPr>
             <w:tblGrid>
               <w:gridCol w:w="2415"/>
-              <w:gridCol w:w="238"/>
+              <w:gridCol w:w="237"/>
               <w:gridCol w:w="2115"/>
-              <w:gridCol w:w="257"/>
-              <w:gridCol w:w="1918"/>
-              <w:gridCol w:w="242"/>
+              <w:gridCol w:w="258"/>
+              <w:gridCol w:w="1917"/>
+              <w:gridCol w:w="243"/>
               <w:gridCol w:w="2955"/>
             </w:tblGrid>
             <w:tr>
@@ -3623,7 +3623,7 @@
               </w:trPr>
               <w:tc>
                 <w:tcPr>
-                  <w:tcW w:w="4768" w:type="dxa"/>
+                  <w:tcW w:w="4767" w:type="dxa"/>
                   <w:gridSpan w:val="3"/>
                   <w:tcBorders/>
                   <w:shd w:fill="EFEFEF" w:val="clear"/>
@@ -3651,7 +3651,7 @@
               </w:tc>
               <w:tc>
                 <w:tcPr>
-                  <w:tcW w:w="257" w:type="dxa"/>
+                  <w:tcW w:w="258" w:type="dxa"/>
                   <w:tcBorders/>
                   <w:shd w:fill="auto" w:val="clear"/>
                 </w:tcPr>
@@ -3730,7 +3730,7 @@
               </w:tc>
               <w:tc>
                 <w:tcPr>
-                  <w:tcW w:w="238" w:type="dxa"/>
+                  <w:tcW w:w="237" w:type="dxa"/>
                   <w:tcBorders/>
                   <w:shd w:fill="auto" w:val="clear"/>
                 </w:tcPr>
@@ -3780,7 +3780,7 @@
               </w:tc>
               <w:tc>
                 <w:tcPr>
-                  <w:tcW w:w="257" w:type="dxa"/>
+                  <w:tcW w:w="258" w:type="dxa"/>
                   <w:tcBorders/>
                   <w:shd w:fill="auto" w:val="clear"/>
                 </w:tcPr>
@@ -3804,7 +3804,7 @@
               </w:tc>
               <w:tc>
                 <w:tcPr>
-                  <w:tcW w:w="1918" w:type="dxa"/>
+                  <w:tcW w:w="1917" w:type="dxa"/>
                   <w:tcBorders/>
                   <w:shd w:fill="auto" w:val="clear"/>
                 </w:tcPr>
@@ -3829,7 +3829,7 @@
               </w:tc>
               <w:tc>
                 <w:tcPr>
-                  <w:tcW w:w="242" w:type="dxa"/>
+                  <w:tcW w:w="243" w:type="dxa"/>
                   <w:tcBorders/>
                   <w:shd w:fill="auto" w:val="clear"/>
                 </w:tcPr>
@@ -3907,7 +3907,7 @@
               </w:tc>
               <w:tc>
                 <w:tcPr>
-                  <w:tcW w:w="238" w:type="dxa"/>
+                  <w:tcW w:w="237" w:type="dxa"/>
                   <w:tcBorders/>
                   <w:shd w:fill="auto" w:val="clear"/>
                 </w:tcPr>
@@ -3957,7 +3957,7 @@
               </w:tc>
               <w:tc>
                 <w:tcPr>
-                  <w:tcW w:w="257" w:type="dxa"/>
+                  <w:tcW w:w="258" w:type="dxa"/>
                   <w:tcBorders/>
                   <w:shd w:fill="auto" w:val="clear"/>
                 </w:tcPr>
@@ -3981,7 +3981,7 @@
               </w:tc>
               <w:tc>
                 <w:tcPr>
-                  <w:tcW w:w="1918" w:type="dxa"/>
+                  <w:tcW w:w="1917" w:type="dxa"/>
                   <w:tcBorders/>
                   <w:shd w:fill="auto" w:val="clear"/>
                 </w:tcPr>
@@ -4006,7 +4006,7 @@
               </w:tc>
               <w:tc>
                 <w:tcPr>
-                  <w:tcW w:w="242" w:type="dxa"/>
+                  <w:tcW w:w="243" w:type="dxa"/>
                   <w:tcBorders/>
                   <w:shd w:fill="auto" w:val="clear"/>
                 </w:tcPr>
@@ -4084,7 +4084,7 @@
               </w:tc>
               <w:tc>
                 <w:tcPr>
-                  <w:tcW w:w="238" w:type="dxa"/>
+                  <w:tcW w:w="237" w:type="dxa"/>
                   <w:tcBorders/>
                   <w:shd w:fill="auto" w:val="clear"/>
                 </w:tcPr>
@@ -4134,7 +4134,7 @@
               </w:tc>
               <w:tc>
                 <w:tcPr>
-                  <w:tcW w:w="257" w:type="dxa"/>
+                  <w:tcW w:w="258" w:type="dxa"/>
                   <w:tcBorders/>
                   <w:shd w:fill="auto" w:val="clear"/>
                 </w:tcPr>
@@ -4158,7 +4158,7 @@
               </w:tc>
               <w:tc>
                 <w:tcPr>
-                  <w:tcW w:w="1918" w:type="dxa"/>
+                  <w:tcW w:w="1917" w:type="dxa"/>
                   <w:tcBorders/>
                   <w:shd w:fill="auto" w:val="clear"/>
                 </w:tcPr>
@@ -4183,7 +4183,7 @@
               </w:tc>
               <w:tc>
                 <w:tcPr>
-                  <w:tcW w:w="242" w:type="dxa"/>
+                  <w:tcW w:w="243" w:type="dxa"/>
                   <w:tcBorders/>
                   <w:shd w:fill="auto" w:val="clear"/>
                 </w:tcPr>
@@ -4260,7 +4260,7 @@
               </w:tc>
               <w:tc>
                 <w:tcPr>
-                  <w:tcW w:w="238" w:type="dxa"/>
+                  <w:tcW w:w="237" w:type="dxa"/>
                   <w:tcBorders/>
                   <w:shd w:fill="auto" w:val="clear"/>
                 </w:tcPr>
@@ -4309,7 +4309,7 @@
               </w:tc>
               <w:tc>
                 <w:tcPr>
-                  <w:tcW w:w="257" w:type="dxa"/>
+                  <w:tcW w:w="258" w:type="dxa"/>
                   <w:tcBorders/>
                   <w:shd w:fill="auto" w:val="clear"/>
                 </w:tcPr>
@@ -4333,7 +4333,7 @@
               </w:tc>
               <w:tc>
                 <w:tcPr>
-                  <w:tcW w:w="1918" w:type="dxa"/>
+                  <w:tcW w:w="1917" w:type="dxa"/>
                   <w:tcBorders/>
                   <w:shd w:fill="auto" w:val="clear"/>
                 </w:tcPr>
@@ -4360,7 +4360,7 @@
               </w:tc>
               <w:tc>
                 <w:tcPr>
-                  <w:tcW w:w="242" w:type="dxa"/>
+                  <w:tcW w:w="243" w:type="dxa"/>
                   <w:tcBorders/>
                   <w:shd w:fill="auto" w:val="clear"/>
                 </w:tcPr>
@@ -5323,6 +5323,8 @@
                     <w:ind w:hanging="0" w:start="42"/>
                     <w:rPr>
                       <w:rFonts w:ascii="Calibri" w:hAnsi="Calibri" w:eastAsia="Calibri" w:cs="Calibri"/>
+                      <w:b/>
+                      <w:bCs/>
                       <w:sz w:val="20"/>
                       <w:szCs w:val="20"/>
                     </w:rPr>
@@ -5330,9 +5332,12 @@
                   <w:r>
                     <w:rPr>
                       <w:rFonts w:eastAsia="Calibri" w:cs="Calibri" w:ascii="Calibri" w:hAnsi="Calibri"/>
+                      <w:b/>
+                      <w:bCs/>
                       <w:sz w:val="20"/>
                       <w:szCs w:val="20"/>
                     </w:rPr>
+                    <w:t xml:space="preserve">Production: </w:t>
                   </w:r>
                 </w:p>
               </w:tc>
@@ -5355,6 +5360,8 @@
                     <w:ind w:hanging="0" w:start="42"/>
                     <w:rPr>
                       <w:rFonts w:ascii="Calibri" w:hAnsi="Calibri" w:eastAsia="Calibri" w:cs="Calibri"/>
+                      <w:b/>
+                      <w:bCs/>
                       <w:sz w:val="20"/>
                       <w:szCs w:val="20"/>
                     </w:rPr>
@@ -5362,9 +5369,12 @@
                   <w:r>
                     <w:rPr>
                       <w:rFonts w:eastAsia="Calibri" w:cs="Calibri" w:ascii="Calibri" w:hAnsi="Calibri"/>
+                      <w:b/>
+                      <w:bCs/>
                       <w:sz w:val="20"/>
                       <w:szCs w:val="20"/>
                     </w:rPr>
+                    <w:t xml:space="preserve">Catering: </w:t>
                   </w:r>
                 </w:p>
               </w:tc>
@@ -5872,18 +5882,29 @@
               <w:pStyle w:val="normal1"/>
               <w:ind w:hanging="0" w:start="0"/>
               <w:rPr>
-                <w:rFonts w:ascii="Calibri" w:hAnsi="Calibri" w:eastAsia="Calibri" w:cs="Calibri"/>
+                <w:b/>
+                <w:bCs/>
+              </w:rPr>
+            </w:pPr>
+            <w:r>
+              <w:rPr>
+                <w:rFonts w:eastAsia="Calibri" w:cs="Calibri" w:ascii="Calibri" w:hAnsi="Calibri"/>
+                <w:b/>
+                <w:bCs/>
                 <w:sz w:val="20"/>
                 <w:szCs w:val="20"/>
               </w:rPr>
-            </w:pPr>
+              <w:t xml:space="preserve"> </w:t>
+            </w:r>
             <w:r>
               <w:rPr>
                 <w:rFonts w:eastAsia="Calibri" w:cs="Calibri" w:ascii="Calibri" w:hAnsi="Calibri"/>
+                <w:b/>
+                <w:bCs/>
                 <w:sz w:val="20"/>
                 <w:szCs w:val="20"/>
               </w:rPr>
-              <w:t xml:space="preserve"> </w:t>
+              <w:t xml:space="preserve">Special Provisions: </w:t>
             </w:r>
           </w:p>
           <w:p>
@@ -6397,6 +6418,8 @@
                     <w:ind w:hanging="0" w:start="57"/>
                     <w:rPr>
                       <w:rFonts w:ascii="Calibri" w:hAnsi="Calibri" w:eastAsia="Calibri" w:cs="Calibri"/>
+                      <w:b/>
+                      <w:bCs/>
                       <w:sz w:val="20"/>
                       <w:szCs w:val="20"/>
                     </w:rPr>
@@ -6404,9 +6427,12 @@
                   <w:r>
                     <w:rPr>
                       <w:rFonts w:eastAsia="Calibri" w:cs="Calibri" w:ascii="Calibri" w:hAnsi="Calibri"/>
+                      <w:b/>
+                      <w:bCs/>
                       <w:sz w:val="20"/>
                       <w:szCs w:val="20"/>
                     </w:rPr>
+                    <w:t xml:space="preserve">Complimentary Tickets: </w:t>
                   </w:r>
                 </w:p>
               </w:tc>
@@ -6797,6 +6823,8 @@
               <w:ind w:hanging="0" w:start="0"/>
               <w:rPr>
                 <w:rFonts w:ascii="Calibri" w:hAnsi="Calibri" w:eastAsia="Calibri" w:cs="Calibri"/>
+                <w:b/>
+                <w:bCs/>
                 <w:sz w:val="20"/>
                 <w:szCs w:val="20"/>
               </w:rPr>
@@ -6804,9 +6832,12 @@
             <w:r>
               <w:rPr>
                 <w:rFonts w:eastAsia="Calibri" w:cs="Calibri" w:ascii="Calibri" w:hAnsi="Calibri"/>
+                <w:b/>
+                <w:bCs/>
                 <w:sz w:val="20"/>
                 <w:szCs w:val="20"/>
               </w:rPr>
+              <w:t xml:space="preserve">Additional Addenda: </w:t>
             </w:r>
           </w:p>
         </w:tc>
@@ -7060,14 +7091,14 @@
         <w:tblLook w:val="0600"/>
       </w:tblPr>
       <w:tblGrid>
-        <w:gridCol w:w="4693"/>
-        <w:gridCol w:w="5531"/>
+        <w:gridCol w:w="4692"/>
+        <w:gridCol w:w="5532"/>
       </w:tblGrid>
       <w:tr>
         <w:trPr/>
         <w:tc>
           <w:tcPr>
-            <w:tcW w:w="4693" w:type="dxa"/>
+            <w:tcW w:w="4692" w:type="dxa"/>
             <w:tcBorders/>
             <w:shd w:fill="auto" w:val="clear"/>
           </w:tcPr>
@@ -7253,7 +7284,7 @@
         </w:tc>
         <w:tc>
           <w:tcPr>
-            <w:tcW w:w="5531" w:type="dxa"/>
+            <w:tcW w:w="5532" w:type="dxa"/>
             <w:tcBorders/>
             <w:shd w:fill="auto" w:val="clear"/>
           </w:tcPr>

--- a/templates/performance_single.docx
+++ b/templates/performance_single.docx
@@ -1285,11 +1285,11 @@
         <w:tblLook w:val="0600"/>
       </w:tblPr>
       <w:tblGrid>
-        <w:gridCol w:w="4317"/>
+        <w:gridCol w:w="4314"/>
         <w:gridCol w:w="1476"/>
-        <w:gridCol w:w="1479"/>
-        <w:gridCol w:w="1473"/>
-        <w:gridCol w:w="1479"/>
+        <w:gridCol w:w="1482"/>
+        <w:gridCol w:w="1470"/>
+        <w:gridCol w:w="1482"/>
       </w:tblGrid>
       <w:tr>
         <w:trPr>
@@ -1297,7 +1297,7 @@
         </w:trPr>
         <w:tc>
           <w:tcPr>
-            <w:tcW w:w="4317" w:type="dxa"/>
+            <w:tcW w:w="4314" w:type="dxa"/>
             <w:tcBorders>
               <w:top w:val="single" w:sz="4" w:space="0" w:color="F3F3F3"/>
               <w:start w:val="single" w:sz="4" w:space="0" w:color="F3F3F3"/>
@@ -1364,7 +1364,7 @@
         </w:tc>
         <w:tc>
           <w:tcPr>
-            <w:tcW w:w="1479" w:type="dxa"/>
+            <w:tcW w:w="1482" w:type="dxa"/>
             <w:tcBorders>
               <w:top w:val="single" w:sz="4" w:space="0" w:color="F3F3F3"/>
               <w:start w:val="single" w:sz="4" w:space="0" w:color="F3F3F3"/>
@@ -1398,7 +1398,7 @@
         </w:tc>
         <w:tc>
           <w:tcPr>
-            <w:tcW w:w="1473" w:type="dxa"/>
+            <w:tcW w:w="1470" w:type="dxa"/>
             <w:tcBorders>
               <w:top w:val="single" w:sz="4" w:space="0" w:color="F3F3F3"/>
               <w:start w:val="single" w:sz="4" w:space="0" w:color="F3F3F3"/>
@@ -1432,7 +1432,7 @@
         </w:tc>
         <w:tc>
           <w:tcPr>
-            <w:tcW w:w="1479" w:type="dxa"/>
+            <w:tcW w:w="1482" w:type="dxa"/>
             <w:tcBorders>
               <w:top w:val="single" w:sz="4" w:space="0" w:color="F3F3F3"/>
               <w:start w:val="single" w:sz="4" w:space="0" w:color="F3F3F3"/>
@@ -1469,7 +1469,7 @@
         <w:trPr/>
         <w:tc>
           <w:tcPr>
-            <w:tcW w:w="4317" w:type="dxa"/>
+            <w:tcW w:w="4314" w:type="dxa"/>
             <w:tcBorders>
               <w:top w:val="single" w:sz="4" w:space="0" w:color="F3F3F3"/>
               <w:start w:val="single" w:sz="4" w:space="0" w:color="F3F3F3"/>
@@ -1533,7 +1533,7 @@
         </w:tc>
         <w:tc>
           <w:tcPr>
-            <w:tcW w:w="1479" w:type="dxa"/>
+            <w:tcW w:w="1482" w:type="dxa"/>
             <w:tcBorders>
               <w:top w:val="single" w:sz="4" w:space="0" w:color="F3F3F3"/>
               <w:start w:val="single" w:sz="4" w:space="0" w:color="F3F3F3"/>
@@ -1565,7 +1565,7 @@
         </w:tc>
         <w:tc>
           <w:tcPr>
-            <w:tcW w:w="1473" w:type="dxa"/>
+            <w:tcW w:w="1470" w:type="dxa"/>
             <w:tcBorders>
               <w:top w:val="single" w:sz="4" w:space="0" w:color="F3F3F3"/>
               <w:start w:val="single" w:sz="4" w:space="0" w:color="F3F3F3"/>
@@ -1597,7 +1597,7 @@
         </w:tc>
         <w:tc>
           <w:tcPr>
-            <w:tcW w:w="1479" w:type="dxa"/>
+            <w:tcW w:w="1482" w:type="dxa"/>
             <w:tcBorders>
               <w:top w:val="single" w:sz="4" w:space="0" w:color="F3F3F3"/>
               <w:start w:val="single" w:sz="4" w:space="0" w:color="F3F3F3"/>
@@ -1632,7 +1632,7 @@
         <w:trPr/>
         <w:tc>
           <w:tcPr>
-            <w:tcW w:w="4317" w:type="dxa"/>
+            <w:tcW w:w="4314" w:type="dxa"/>
             <w:tcBorders>
               <w:top w:val="single" w:sz="4" w:space="0" w:color="F3F3F3"/>
               <w:start w:val="single" w:sz="4" w:space="0" w:color="F3F3F3"/>
@@ -1696,7 +1696,7 @@
         </w:tc>
         <w:tc>
           <w:tcPr>
-            <w:tcW w:w="1479" w:type="dxa"/>
+            <w:tcW w:w="1482" w:type="dxa"/>
             <w:tcBorders>
               <w:top w:val="single" w:sz="4" w:space="0" w:color="F3F3F3"/>
               <w:start w:val="single" w:sz="4" w:space="0" w:color="F3F3F3"/>
@@ -1728,7 +1728,7 @@
         </w:tc>
         <w:tc>
           <w:tcPr>
-            <w:tcW w:w="1473" w:type="dxa"/>
+            <w:tcW w:w="1470" w:type="dxa"/>
             <w:tcBorders>
               <w:top w:val="single" w:sz="4" w:space="0" w:color="F3F3F3"/>
               <w:start w:val="single" w:sz="4" w:space="0" w:color="F3F3F3"/>
@@ -1760,7 +1760,7 @@
         </w:tc>
         <w:tc>
           <w:tcPr>
-            <w:tcW w:w="1479" w:type="dxa"/>
+            <w:tcW w:w="1482" w:type="dxa"/>
             <w:tcBorders>
               <w:top w:val="single" w:sz="4" w:space="0" w:color="F3F3F3"/>
               <w:start w:val="single" w:sz="4" w:space="0" w:color="F3F3F3"/>
@@ -1795,7 +1795,7 @@
         <w:trPr/>
         <w:tc>
           <w:tcPr>
-            <w:tcW w:w="4317" w:type="dxa"/>
+            <w:tcW w:w="4314" w:type="dxa"/>
             <w:tcBorders>
               <w:top w:val="single" w:sz="4" w:space="0" w:color="F3F3F3"/>
               <w:start w:val="single" w:sz="4" w:space="0" w:color="F3F3F3"/>
@@ -1859,7 +1859,7 @@
         </w:tc>
         <w:tc>
           <w:tcPr>
-            <w:tcW w:w="1479" w:type="dxa"/>
+            <w:tcW w:w="1482" w:type="dxa"/>
             <w:tcBorders>
               <w:top w:val="single" w:sz="4" w:space="0" w:color="F3F3F3"/>
               <w:start w:val="single" w:sz="4" w:space="0" w:color="F3F3F3"/>
@@ -1891,7 +1891,7 @@
         </w:tc>
         <w:tc>
           <w:tcPr>
-            <w:tcW w:w="1473" w:type="dxa"/>
+            <w:tcW w:w="1470" w:type="dxa"/>
             <w:tcBorders>
               <w:top w:val="single" w:sz="4" w:space="0" w:color="F3F3F3"/>
               <w:start w:val="single" w:sz="4" w:space="0" w:color="F3F3F3"/>
@@ -1923,7 +1923,7 @@
         </w:tc>
         <w:tc>
           <w:tcPr>
-            <w:tcW w:w="1479" w:type="dxa"/>
+            <w:tcW w:w="1482" w:type="dxa"/>
             <w:tcBorders>
               <w:top w:val="single" w:sz="4" w:space="0" w:color="F3F3F3"/>
               <w:start w:val="single" w:sz="4" w:space="0" w:color="F3F3F3"/>
@@ -1958,7 +1958,7 @@
         <w:trPr/>
         <w:tc>
           <w:tcPr>
-            <w:tcW w:w="4317" w:type="dxa"/>
+            <w:tcW w:w="4314" w:type="dxa"/>
             <w:tcBorders>
               <w:top w:val="single" w:sz="4" w:space="0" w:color="F3F3F3"/>
               <w:start w:val="single" w:sz="4" w:space="0" w:color="F3F3F3"/>
@@ -2022,7 +2022,7 @@
         </w:tc>
         <w:tc>
           <w:tcPr>
-            <w:tcW w:w="1479" w:type="dxa"/>
+            <w:tcW w:w="1482" w:type="dxa"/>
             <w:tcBorders>
               <w:top w:val="single" w:sz="4" w:space="0" w:color="F3F3F3"/>
               <w:start w:val="single" w:sz="4" w:space="0" w:color="F3F3F3"/>
@@ -2054,7 +2054,7 @@
         </w:tc>
         <w:tc>
           <w:tcPr>
-            <w:tcW w:w="1473" w:type="dxa"/>
+            <w:tcW w:w="1470" w:type="dxa"/>
             <w:tcBorders>
               <w:top w:val="single" w:sz="4" w:space="0" w:color="F3F3F3"/>
               <w:start w:val="single" w:sz="4" w:space="0" w:color="F3F3F3"/>
@@ -2086,7 +2086,7 @@
         </w:tc>
         <w:tc>
           <w:tcPr>
-            <w:tcW w:w="1479" w:type="dxa"/>
+            <w:tcW w:w="1482" w:type="dxa"/>
             <w:tcBorders>
               <w:top w:val="single" w:sz="4" w:space="0" w:color="F3F3F3"/>
               <w:start w:val="single" w:sz="4" w:space="0" w:color="F3F3F3"/>
@@ -2121,7 +2121,7 @@
         <w:trPr/>
         <w:tc>
           <w:tcPr>
-            <w:tcW w:w="4317" w:type="dxa"/>
+            <w:tcW w:w="4314" w:type="dxa"/>
             <w:tcBorders>
               <w:top w:val="single" w:sz="4" w:space="0" w:color="F3F3F3"/>
               <w:start w:val="single" w:sz="4" w:space="0" w:color="F3F3F3"/>
@@ -2185,7 +2185,7 @@
         </w:tc>
         <w:tc>
           <w:tcPr>
-            <w:tcW w:w="1479" w:type="dxa"/>
+            <w:tcW w:w="1482" w:type="dxa"/>
             <w:tcBorders>
               <w:top w:val="single" w:sz="4" w:space="0" w:color="F3F3F3"/>
               <w:start w:val="single" w:sz="4" w:space="0" w:color="F3F3F3"/>
@@ -2217,7 +2217,7 @@
         </w:tc>
         <w:tc>
           <w:tcPr>
-            <w:tcW w:w="1473" w:type="dxa"/>
+            <w:tcW w:w="1470" w:type="dxa"/>
             <w:tcBorders>
               <w:top w:val="single" w:sz="4" w:space="0" w:color="F3F3F3"/>
               <w:start w:val="single" w:sz="4" w:space="0" w:color="F3F3F3"/>
@@ -2249,7 +2249,7 @@
         </w:tc>
         <w:tc>
           <w:tcPr>
-            <w:tcW w:w="1479" w:type="dxa"/>
+            <w:tcW w:w="1482" w:type="dxa"/>
             <w:tcBorders>
               <w:top w:val="single" w:sz="4" w:space="0" w:color="F3F3F3"/>
               <w:start w:val="single" w:sz="4" w:space="0" w:color="F3F3F3"/>
@@ -2284,7 +2284,7 @@
         <w:trPr/>
         <w:tc>
           <w:tcPr>
-            <w:tcW w:w="4317" w:type="dxa"/>
+            <w:tcW w:w="4314" w:type="dxa"/>
             <w:tcBorders>
               <w:top w:val="single" w:sz="4" w:space="0" w:color="F3F3F3"/>
               <w:start w:val="single" w:sz="4" w:space="0" w:color="F3F3F3"/>
@@ -2348,7 +2348,7 @@
         </w:tc>
         <w:tc>
           <w:tcPr>
-            <w:tcW w:w="1479" w:type="dxa"/>
+            <w:tcW w:w="1482" w:type="dxa"/>
             <w:tcBorders>
               <w:top w:val="single" w:sz="4" w:space="0" w:color="F3F3F3"/>
               <w:start w:val="single" w:sz="4" w:space="0" w:color="F3F3F3"/>
@@ -2380,7 +2380,7 @@
         </w:tc>
         <w:tc>
           <w:tcPr>
-            <w:tcW w:w="1473" w:type="dxa"/>
+            <w:tcW w:w="1470" w:type="dxa"/>
             <w:tcBorders>
               <w:top w:val="single" w:sz="4" w:space="0" w:color="F3F3F3"/>
               <w:start w:val="single" w:sz="4" w:space="0" w:color="F3F3F3"/>
@@ -2412,7 +2412,7 @@
         </w:tc>
         <w:tc>
           <w:tcPr>
-            <w:tcW w:w="1479" w:type="dxa"/>
+            <w:tcW w:w="1482" w:type="dxa"/>
             <w:tcBorders>
               <w:top w:val="single" w:sz="4" w:space="0" w:color="F3F3F3"/>
               <w:start w:val="single" w:sz="4" w:space="0" w:color="F3F3F3"/>
@@ -2447,7 +2447,7 @@
         <w:trPr/>
         <w:tc>
           <w:tcPr>
-            <w:tcW w:w="4317" w:type="dxa"/>
+            <w:tcW w:w="4314" w:type="dxa"/>
             <w:tcBorders>
               <w:top w:val="single" w:sz="4" w:space="0" w:color="F3F3F3"/>
               <w:start w:val="single" w:sz="4" w:space="0" w:color="F3F3F3"/>
@@ -2514,7 +2514,7 @@
         </w:tc>
         <w:tc>
           <w:tcPr>
-            <w:tcW w:w="1479" w:type="dxa"/>
+            <w:tcW w:w="1482" w:type="dxa"/>
             <w:tcBorders>
               <w:top w:val="single" w:sz="4" w:space="0" w:color="F3F3F3"/>
               <w:start w:val="single" w:sz="4" w:space="0" w:color="F3F3F3"/>
@@ -2548,7 +2548,7 @@
         </w:tc>
         <w:tc>
           <w:tcPr>
-            <w:tcW w:w="1473" w:type="dxa"/>
+            <w:tcW w:w="1470" w:type="dxa"/>
             <w:tcBorders>
               <w:top w:val="single" w:sz="4" w:space="0" w:color="F3F3F3"/>
               <w:start w:val="single" w:sz="4" w:space="0" w:color="F3F3F3"/>
@@ -2581,7 +2581,7 @@
         </w:tc>
         <w:tc>
           <w:tcPr>
-            <w:tcW w:w="1479" w:type="dxa"/>
+            <w:tcW w:w="1482" w:type="dxa"/>
             <w:tcBorders>
               <w:top w:val="single" w:sz="4" w:space="0" w:color="F3F3F3"/>
               <w:start w:val="single" w:sz="4" w:space="0" w:color="F3F3F3"/>
@@ -2828,9 +2828,9 @@
             </w:tblPr>
             <w:tblGrid>
               <w:gridCol w:w="1760"/>
-              <w:gridCol w:w="2457"/>
+              <w:gridCol w:w="2454"/>
               <w:gridCol w:w="1940"/>
-              <w:gridCol w:w="1922"/>
+              <w:gridCol w:w="1925"/>
               <w:gridCol w:w="2089"/>
             </w:tblGrid>
             <w:tr>
@@ -2866,7 +2866,7 @@
               </w:tc>
               <w:tc>
                 <w:tcPr>
-                  <w:tcW w:w="2457" w:type="dxa"/>
+                  <w:tcW w:w="2454" w:type="dxa"/>
                   <w:tcBorders/>
                   <w:shd w:fill="auto" w:val="clear"/>
                 </w:tcPr>
@@ -2922,7 +2922,7 @@
               </w:tc>
               <w:tc>
                 <w:tcPr>
-                  <w:tcW w:w="1922" w:type="dxa"/>
+                  <w:tcW w:w="1925" w:type="dxa"/>
                   <w:tcBorders/>
                   <w:shd w:fill="auto" w:val="clear"/>
                   <w:tcMar>
@@ -3026,7 +3026,7 @@
               </w:tc>
               <w:tc>
                 <w:tcPr>
-                  <w:tcW w:w="2457" w:type="dxa"/>
+                  <w:tcW w:w="2454" w:type="dxa"/>
                   <w:tcBorders/>
                   <w:shd w:fill="auto" w:val="clear"/>
                 </w:tcPr>
@@ -3082,7 +3082,7 @@
               </w:tc>
               <w:tc>
                 <w:tcPr>
-                  <w:tcW w:w="1922" w:type="dxa"/>
+                  <w:tcW w:w="1925" w:type="dxa"/>
                   <w:tcBorders/>
                   <w:shd w:fill="auto" w:val="clear"/>
                   <w:tcMar>
@@ -3610,11 +3610,11 @@
             </w:tblPr>
             <w:tblGrid>
               <w:gridCol w:w="2415"/>
-              <w:gridCol w:w="237"/>
+              <w:gridCol w:w="234"/>
               <w:gridCol w:w="2115"/>
-              <w:gridCol w:w="258"/>
-              <w:gridCol w:w="1917"/>
-              <w:gridCol w:w="243"/>
+              <w:gridCol w:w="261"/>
+              <w:gridCol w:w="1914"/>
+              <w:gridCol w:w="246"/>
               <w:gridCol w:w="2955"/>
             </w:tblGrid>
             <w:tr>
@@ -3623,7 +3623,7 @@
               </w:trPr>
               <w:tc>
                 <w:tcPr>
-                  <w:tcW w:w="4767" w:type="dxa"/>
+                  <w:tcW w:w="4764" w:type="dxa"/>
                   <w:gridSpan w:val="3"/>
                   <w:tcBorders/>
                   <w:shd w:fill="EFEFEF" w:val="clear"/>
@@ -3651,7 +3651,7 @@
               </w:tc>
               <w:tc>
                 <w:tcPr>
-                  <w:tcW w:w="258" w:type="dxa"/>
+                  <w:tcW w:w="261" w:type="dxa"/>
                   <w:tcBorders/>
                   <w:shd w:fill="auto" w:val="clear"/>
                 </w:tcPr>
@@ -3730,7 +3730,7 @@
               </w:tc>
               <w:tc>
                 <w:tcPr>
-                  <w:tcW w:w="237" w:type="dxa"/>
+                  <w:tcW w:w="234" w:type="dxa"/>
                   <w:tcBorders/>
                   <w:shd w:fill="auto" w:val="clear"/>
                 </w:tcPr>
@@ -3780,7 +3780,7 @@
               </w:tc>
               <w:tc>
                 <w:tcPr>
-                  <w:tcW w:w="258" w:type="dxa"/>
+                  <w:tcW w:w="261" w:type="dxa"/>
                   <w:tcBorders/>
                   <w:shd w:fill="auto" w:val="clear"/>
                 </w:tcPr>
@@ -3804,7 +3804,7 @@
               </w:tc>
               <w:tc>
                 <w:tcPr>
-                  <w:tcW w:w="1917" w:type="dxa"/>
+                  <w:tcW w:w="1914" w:type="dxa"/>
                   <w:tcBorders/>
                   <w:shd w:fill="auto" w:val="clear"/>
                 </w:tcPr>
@@ -3829,7 +3829,7 @@
               </w:tc>
               <w:tc>
                 <w:tcPr>
-                  <w:tcW w:w="243" w:type="dxa"/>
+                  <w:tcW w:w="246" w:type="dxa"/>
                   <w:tcBorders/>
                   <w:shd w:fill="auto" w:val="clear"/>
                 </w:tcPr>
@@ -3907,7 +3907,7 @@
               </w:tc>
               <w:tc>
                 <w:tcPr>
-                  <w:tcW w:w="237" w:type="dxa"/>
+                  <w:tcW w:w="234" w:type="dxa"/>
                   <w:tcBorders/>
                   <w:shd w:fill="auto" w:val="clear"/>
                 </w:tcPr>
@@ -3957,7 +3957,7 @@
               </w:tc>
               <w:tc>
                 <w:tcPr>
-                  <w:tcW w:w="258" w:type="dxa"/>
+                  <w:tcW w:w="261" w:type="dxa"/>
                   <w:tcBorders/>
                   <w:shd w:fill="auto" w:val="clear"/>
                 </w:tcPr>
@@ -3981,7 +3981,7 @@
               </w:tc>
               <w:tc>
                 <w:tcPr>
-                  <w:tcW w:w="1917" w:type="dxa"/>
+                  <w:tcW w:w="1914" w:type="dxa"/>
                   <w:tcBorders/>
                   <w:shd w:fill="auto" w:val="clear"/>
                 </w:tcPr>
@@ -4006,7 +4006,7 @@
               </w:tc>
               <w:tc>
                 <w:tcPr>
-                  <w:tcW w:w="243" w:type="dxa"/>
+                  <w:tcW w:w="246" w:type="dxa"/>
                   <w:tcBorders/>
                   <w:shd w:fill="auto" w:val="clear"/>
                 </w:tcPr>
@@ -4084,7 +4084,7 @@
               </w:tc>
               <w:tc>
                 <w:tcPr>
-                  <w:tcW w:w="237" w:type="dxa"/>
+                  <w:tcW w:w="234" w:type="dxa"/>
                   <w:tcBorders/>
                   <w:shd w:fill="auto" w:val="clear"/>
                 </w:tcPr>
@@ -4134,7 +4134,7 @@
               </w:tc>
               <w:tc>
                 <w:tcPr>
-                  <w:tcW w:w="258" w:type="dxa"/>
+                  <w:tcW w:w="261" w:type="dxa"/>
                   <w:tcBorders/>
                   <w:shd w:fill="auto" w:val="clear"/>
                 </w:tcPr>
@@ -4158,7 +4158,7 @@
               </w:tc>
               <w:tc>
                 <w:tcPr>
-                  <w:tcW w:w="1917" w:type="dxa"/>
+                  <w:tcW w:w="1914" w:type="dxa"/>
                   <w:tcBorders/>
                   <w:shd w:fill="auto" w:val="clear"/>
                 </w:tcPr>
@@ -4183,7 +4183,7 @@
               </w:tc>
               <w:tc>
                 <w:tcPr>
-                  <w:tcW w:w="243" w:type="dxa"/>
+                  <w:tcW w:w="246" w:type="dxa"/>
                   <w:tcBorders/>
                   <w:shd w:fill="auto" w:val="clear"/>
                 </w:tcPr>
@@ -4260,7 +4260,7 @@
               </w:tc>
               <w:tc>
                 <w:tcPr>
-                  <w:tcW w:w="237" w:type="dxa"/>
+                  <w:tcW w:w="234" w:type="dxa"/>
                   <w:tcBorders/>
                   <w:shd w:fill="auto" w:val="clear"/>
                 </w:tcPr>
@@ -4309,7 +4309,7 @@
               </w:tc>
               <w:tc>
                 <w:tcPr>
-                  <w:tcW w:w="258" w:type="dxa"/>
+                  <w:tcW w:w="261" w:type="dxa"/>
                   <w:tcBorders/>
                   <w:shd w:fill="auto" w:val="clear"/>
                 </w:tcPr>
@@ -4333,7 +4333,7 @@
               </w:tc>
               <w:tc>
                 <w:tcPr>
-                  <w:tcW w:w="1917" w:type="dxa"/>
+                  <w:tcW w:w="1914" w:type="dxa"/>
                   <w:tcBorders/>
                   <w:shd w:fill="auto" w:val="clear"/>
                 </w:tcPr>
@@ -4360,7 +4360,7 @@
               </w:tc>
               <w:tc>
                 <w:tcPr>
-                  <w:tcW w:w="243" w:type="dxa"/>
+                  <w:tcW w:w="246" w:type="dxa"/>
                   <w:tcBorders/>
                   <w:shd w:fill="auto" w:val="clear"/>
                 </w:tcPr>
@@ -7091,14 +7091,14 @@
         <w:tblLook w:val="0600"/>
       </w:tblPr>
       <w:tblGrid>
-        <w:gridCol w:w="4692"/>
-        <w:gridCol w:w="5532"/>
+        <w:gridCol w:w="4689"/>
+        <w:gridCol w:w="5535"/>
       </w:tblGrid>
       <w:tr>
         <w:trPr/>
         <w:tc>
           <w:tcPr>
-            <w:tcW w:w="4692" w:type="dxa"/>
+            <w:tcW w:w="4689" w:type="dxa"/>
             <w:tcBorders/>
             <w:shd w:fill="auto" w:val="clear"/>
           </w:tcPr>
@@ -7172,7 +7172,6 @@
                     <w:pStyle w:val="normal1"/>
                     <w:rPr>
                       <w:rFonts w:ascii="Calibri" w:hAnsi="Calibri" w:eastAsia="Calibri" w:cs="Calibri"/>
-                      <w:color w:val="FFFFFF"/>
                       <w:sz w:val="20"/>
                       <w:szCs w:val="20"/>
                     </w:rPr>
@@ -7180,11 +7179,9 @@
                   <w:r>
                     <w:rPr>
                       <w:rFonts w:eastAsia="Calibri" w:cs="Calibri" w:ascii="Calibri" w:hAnsi="Calibri"/>
-                      <w:color w:val="FFFFFF"/>
                       <w:sz w:val="20"/>
                       <w:szCs w:val="20"/>
                     </w:rPr>
-                    <w:t>[sig|req|signer1]</w:t>
                   </w:r>
                 </w:p>
                 <w:p>
@@ -7237,7 +7234,7 @@
                       <w:sz w:val="20"/>
                       <w:szCs w:val="20"/>
                     </w:rPr>
-                    <w:t>Buyer Company name</w:t>
+                    <w:t>Buyer Company Name</w:t>
                   </w:r>
                 </w:p>
                 <w:p>
@@ -7284,7 +7281,7 @@
         </w:tc>
         <w:tc>
           <w:tcPr>
-            <w:tcW w:w="5532" w:type="dxa"/>
+            <w:tcW w:w="5535" w:type="dxa"/>
             <w:tcBorders/>
             <w:shd w:fill="auto" w:val="clear"/>
           </w:tcPr>
@@ -7308,6 +7305,116 @@
                 <w:u w:val="single"/>
               </w:rPr>
               <w:t>COMPANY</w:t>
+            </w:r>
+          </w:p>
+          <w:p>
+            <w:pPr>
+              <w:pStyle w:val="normal1"/>
+              <w:ind w:hanging="0" w:start="147"/>
+              <w:rPr>
+                <w:rFonts w:ascii="Calibri" w:hAnsi="Calibri" w:eastAsia="Calibri" w:cs="Calibri"/>
+                <w:sz w:val="20"/>
+                <w:szCs w:val="20"/>
+                <w:u w:val="single"/>
+              </w:rPr>
+            </w:pPr>
+            <w:r>
+              <w:rPr>
+                <w:rFonts w:eastAsia="Calibri" w:cs="Calibri" w:ascii="Calibri" w:hAnsi="Calibri"/>
+                <w:sz w:val="20"/>
+                <w:szCs w:val="20"/>
+                <w:u w:val="single"/>
+              </w:rPr>
+            </w:r>
+          </w:p>
+          <w:p>
+            <w:pPr>
+              <w:pStyle w:val="normal1"/>
+              <w:ind w:hanging="0" w:start="147"/>
+              <w:rPr>
+                <w:rFonts w:ascii="Calibri" w:hAnsi="Calibri" w:eastAsia="Calibri" w:cs="Calibri"/>
+                <w:sz w:val="20"/>
+                <w:szCs w:val="20"/>
+                <w:u w:val="single"/>
+              </w:rPr>
+            </w:pPr>
+            <w:r>
+              <w:rPr>
+                <w:rFonts w:eastAsia="Calibri" w:cs="Calibri" w:ascii="Calibri" w:hAnsi="Calibri"/>
+                <w:sz w:val="20"/>
+                <w:szCs w:val="20"/>
+                <w:u w:val="single"/>
+              </w:rPr>
+            </w:r>
+          </w:p>
+          <w:p>
+            <w:pPr>
+              <w:pStyle w:val="normal1"/>
+              <w:ind w:hanging="0" w:start="147"/>
+              <w:rPr>
+                <w:rFonts w:ascii="Calibri" w:hAnsi="Calibri" w:eastAsia="Calibri" w:cs="Calibri"/>
+                <w:sz w:val="20"/>
+                <w:szCs w:val="20"/>
+                <w:u w:val="single"/>
+              </w:rPr>
+            </w:pPr>
+            <w:r>
+              <w:rPr>
+                <w:rFonts w:eastAsia="Calibri" w:cs="Calibri" w:ascii="Calibri" w:hAnsi="Calibri"/>
+                <w:sz w:val="20"/>
+                <w:szCs w:val="20"/>
+                <w:u w:val="single"/>
+              </w:rPr>
+            </w:r>
+          </w:p>
+          <w:p>
+            <w:pPr>
+              <w:pStyle w:val="normal1"/>
+              <w:ind w:hanging="0" w:start="147"/>
+              <w:rPr>
+                <w:rFonts w:ascii="Calibri" w:hAnsi="Calibri" w:eastAsia="Calibri" w:cs="Calibri"/>
+                <w:b w:val="false"/>
+                <w:bCs w:val="false"/>
+                <w:sz w:val="20"/>
+                <w:szCs w:val="20"/>
+                <w:u w:val="none"/>
+              </w:rPr>
+            </w:pPr>
+            <w:r>
+              <w:rPr>
+                <w:rFonts w:eastAsia="Calibri" w:cs="Calibri" w:ascii="Calibri" w:hAnsi="Calibri"/>
+                <w:b w:val="false"/>
+                <w:bCs w:val="false"/>
+                <w:sz w:val="20"/>
+                <w:szCs w:val="20"/>
+                <w:u w:val="none"/>
+              </w:rPr>
+              <w:t>Manager Name</w:t>
+            </w:r>
+          </w:p>
+          <w:p>
+            <w:pPr>
+              <w:pStyle w:val="normal1"/>
+              <w:ind w:hanging="0" w:start="147"/>
+              <w:rPr>
+                <w:rFonts w:ascii="Calibri" w:hAnsi="Calibri" w:eastAsia="Calibri" w:cs="Calibri"/>
+                <w:b w:val="false"/>
+                <w:bCs w:val="false"/>
+                <w:sz w:val="20"/>
+                <w:szCs w:val="20"/>
+                <w:u w:val="none"/>
+              </w:rPr>
+            </w:pPr>
+            <w:r>
+              <w:rPr>
+                <w:rFonts w:eastAsia="Calibri" w:cs="Calibri" w:ascii="Calibri" w:hAnsi="Calibri"/>
+                <w:b w:val="false"/>
+                <w:bCs w:val="false"/>
+                <w:sz w:val="20"/>
+                <w:szCs w:val="20"/>
+                <w:u w:val="none"/>
+              </w:rPr>
+              <w:t>Manager Company Name</w:t>
             </w:r>
           </w:p>
           <w:p>
